--- a/registry/jobs/2026-09-25_004218_nova-digital_lead-backend-php-developer_72f6ead5-395f-45d9-bb98-9554ece2fe48/application/cover-letter.docx
+++ b/registry/jobs/2026-09-25_004218_nova-digital_lead-backend-php-developer_72f6ead5-395f-45d9-bb98-9554ece2fe48/application/cover-letter.docx
@@ -16,7 +16,7 @@
           <w:szCs w:val="24"/>
           <w:rtl w:val="false"/>
         </w:rPr>
-        <w:t xml:space="preserve">Шановна команда Nova Digital,</w:t>
+        <w:t xml:space="preserve">Шановна командо Nova Digital,</w:t>
       </w:r>
     </w:p>
     <w:p>
@@ -33,11 +33,7 @@
           <w:szCs w:val="24"/>
           <w:rtl w:val="false"/>
         </w:rPr>
-        <w:t xml:space="preserve">Мене звати Валентин Ніколаєв, я backend-інженер із понад 15-річним досвідом розробки
-на PHP, і подаю заявку на позицію Lead Backend PHP Developer у ваш відділ R&amp;D. Масштаб
-вашої екосистеми -- 50+ млн запитів щодня та 10+ млн активних користувачів -- це саме
-той рівень відповідальності, до якого я звик у своїй останній роботі з production
-event-driven системами.</w:t>
+        <w:t xml:space="preserve">У вашому описі Lead Backend PHP Developer мене зацікавило поєднання R&amp;D, перевірки нових ідей через PoC/MVP і відповідальності за те, що згодом працюватиме в production. Я backend-інженер із понад 15 роками досвіду роботи з PHP та Go. Для мене архітектурне рішення має бути придатним не лише для першого запуску, а й для подальшого розвитку та експлуатації.</w:t>
       </w:r>
     </w:p>
     <w:p>
@@ -54,12 +50,7 @@
           <w:szCs w:val="24"/>
           <w:rtl w:val="false"/>
         </w:rPr>
-        <w:t xml:space="preserve">Останнім часом, як PHP-розробник внутрішньої аналітичної платформи CRURATED, я
-спроєктував масштабовану event-driven систему на чергах та EventBridge, що збільшило
-пропускну здатність DataLake більш ніж у 10 разів, а також визначив версійну схему
-подій для узгодженості між командами. Я взяв на себе повну технічну відповідальність
-за цю платформу в production, включно з інтеграцією Crutrade (автентифікація/OTP,
-зв'язування акаунтів, імпорт/експорт колекцій).</w:t>
+        <w:t xml:space="preserve">У CRURATED я відповідав за PHP-платформу подієвої аналітики в production. Спроєктував потік обробки подій на чергах та AWS EventBridge і впровадив версійні схеми подій, щоб нові типи можна було інтегрувати послідовно між командами. За моєї технічної відповідальності пропускна здатність DataLake зросла більш ніж у десять разів, а надійність доставки подій перевищила 99.9%. Для вашої R&amp;D-команди це релевантний досвід переходу від архітектурного задуму до системи, яку потрібно підтримувати й розвивати.</w:t>
       </w:r>
     </w:p>
     <w:p>
@@ -76,14 +67,7 @@
           <w:szCs w:val="24"/>
           <w:rtl w:val="false"/>
         </w:rPr>
-        <w:t xml:space="preserve">Раніше, в airSlate, я знизив пікове навантаження на основну базу даних, усунувши
-вузькі місця та перерозподіливши навантаження, і розробив Laravel/Symfony-пакет для
-логування, який використовувався в декількох сервісах компанії відповідно до єдиного
-стандарту міжсервісної комунікації. У Hyprr, як Technical Lead, я безпосередньо з CTO
-визначав технологічну дорожню карту продукту, формував базовий стек технологій та
-вивів продукт з прототипу в закриту бета-версію менш ніж за 6 місяців -- досвід, який
-напряму стосується вашого запиту на технічне лідерство та захист архітектурних рішень
-перед командою чи архітектурним комітетом.</w:t>
+        <w:t xml:space="preserve">Інший аспект ролі — технічне лідерство. У Hyprr я разом із CTO визначав технологічну дорожню карту та базовий стек PHP, Go, AWS і Kubernetes. Також керував backend-розробкою компонентів цифрових активів, коли продукт перейшов від прототипу до закритої бета-версії менш ніж за шість місяців. Я можу пояснювати архітектурні рішення команді, брати відповідальність за їх реалізацію і зберігати увагу до експлуатаційних наслідків.</w:t>
       </w:r>
     </w:p>
     <w:p>
@@ -100,13 +84,7 @@
           <w:szCs w:val="24"/>
           <w:rtl w:val="false"/>
         </w:rPr>
-        <w:t xml:space="preserve">Ваш опис ролі згадує тісну взаємодію з командою AI-розробки для інтеграції ШІ-модулів у
-бекенд. У моїй поточній роботі я також співпрацюю з командами підтримки, продукту та
-AI над спільною автоматизацією, тож розумію, як вибудовувати API та архітектуру так,
-щоб вони були зручними для суміжної AI-команди, а не лише для власного сервісу. Це
-означає проєктування чітких контрактів між сервісами та готовність адаптувати
-архітектуру під потреби команди, з якою інтегруєшся, а не лише під власні внутрішні
-вимоги.</w:t>
+        <w:t xml:space="preserve">Ваш опис також згадує співпрацю з AI-командою, архітектурні рішення та перехід від PoC до MVP. Мене приваблює саме необхідність обирати рішення, які можна швидко перевірити, але потім підтримувати без повної перебудови системи. У цій ролі я хотів би застосувати досвід подієвої архітектури, PHP-інтеграцій і технічного лідерства до перевірки нових продуктів NOVA. Важливими для мене були б чіткі критерії успіху прототипу, відповідальність за його експлуатацію та співпраця з тими, хто використовуватиме результат. Особливо ціную можливість обговорювати рішення з продуктом та інженерами до реалізації: це допомагає відокремити гіпотезу, яку потрібно перевірити, від вимог до надійного сервісу. Буду радий обговорити, які PoC ви вважаєте пріоритетними і як визначаєте готовність рішення до production.</w:t>
       </w:r>
     </w:p>
     <w:p>
@@ -123,26 +101,28 @@
           <w:szCs w:val="24"/>
           <w:rtl w:val="false"/>
         </w:rPr>
-        <w:t xml:space="preserve">Буду радий обговорити, як цей досвід -- поєднання PHP-глибини, event-driven архітектури
-та технічного лідерства -- може прислужитися вашій команді R&amp;D.</w:t>
-      </w:r>
-    </w:p>
-    <w:p>
-      <w:pPr>
-        <w:bidi w:val="false"/>
-        <w:spacing w:after="120" w:before="120" w:line="259.20000000000005"/>
-        <w:jc w:val="left"/>
-      </w:pPr>
-      <w:r>
-        <w:rPr>
-          <w:rFonts w:ascii="Aptos" w:cs="Aptos" w:eastAsia="Aptos" w:hAnsi="Aptos"/>
-          <w:color w:val="000000"/>
-          <w:sz w:val="24"/>
-          <w:szCs w:val="24"/>
-          <w:rtl w:val="false"/>
-        </w:rPr>
-        <w:t xml:space="preserve">З повагою,
-Валентин Ніколаєв</w:t>
+        <w:t xml:space="preserve">З повагою,</w:t>
+      </w:r>
+      <w:r>
+        <w:rPr>
+          <w:rFonts w:ascii="Aptos" w:cs="Aptos" w:eastAsia="Aptos" w:hAnsi="Aptos"/>
+          <w:color w:val="000000"/>
+          <w:sz w:val="24"/>
+          <w:szCs w:val="24"/>
+          <w:rtl w:val="false"/>
+        </w:rPr>
+        <w:t xml:space="preserve">
+</w:t>
+      </w:r>
+      <w:r>
+        <w:rPr>
+          <w:rFonts w:ascii="Aptos" w:cs="Aptos" w:eastAsia="Aptos" w:hAnsi="Aptos"/>
+          <w:color w:val="000000"/>
+          <w:sz w:val="24"/>
+          <w:szCs w:val="24"/>
+          <w:rtl w:val="false"/>
+        </w:rPr>
+        <w:t xml:space="preserve">Валентин Ніколаєв</w:t>
       </w:r>
     </w:p>
     <w:sectPr>
